--- a/output/docx/Manual_del_programador_TOPORAY_v1.0.docx
+++ b/output/docx/Manual_del_programador_TOPORAY_v1.0.docx
@@ -17,7 +17,7 @@
           <w:noProof/>
         </w:rPr>
         <w:drawing>
-          <wp:inline distT="0" distB="0" distL="0" distR="0" wp14:anchorId="0199F4B8" wp14:editId="0A4DF962">
+          <wp:inline distT="0" distB="0" distL="0" distR="0" wp14:anchorId="54EDBAC1" wp14:editId="3F225614">
             <wp:extent cx="3780000" cy="864000"/>
             <wp:effectExtent l="0" t="0" r="0" b="0"/>
             <wp:docPr id="1" name="Picture 1" descr="Logotipo institucional de TOPORAY." title="Logotipo institucional de TOPORAY."/>
@@ -201,7 +201,7 @@
               <w:pStyle w:val="TableBody"/>
             </w:pPr>
             <w:r>
-              <w:t>1.3</w:t>
+              <w:t>1.4</w:t>
             </w:r>
           </w:p>
         </w:tc>
@@ -842,6 +842,84 @@
               <w:pStyle w:val="TableBody"/>
             </w:pPr>
             <w:r>
+              <w:t>Histórico</w:t>
+            </w:r>
+          </w:p>
+        </w:tc>
+      </w:tr>
+      <w:tr>
+        <w:tc>
+          <w:tcPr>
+            <w:tcW w:w="1247" w:type="dxa"/>
+            <w:tcMar>
+              <w:top w:w="90" w:type="dxa"/>
+              <w:left w:w="110" w:type="dxa"/>
+              <w:bottom w:w="90" w:type="dxa"/>
+              <w:right w:w="110" w:type="dxa"/>
+            </w:tcMar>
+          </w:tcPr>
+          <w:p>
+            <w:pPr>
+              <w:pStyle w:val="TableBody"/>
+            </w:pPr>
+            <w:r>
+              <w:t>1.4</w:t>
+            </w:r>
+          </w:p>
+        </w:tc>
+        <w:tc>
+          <w:tcPr>
+            <w:tcW w:w="1701" w:type="dxa"/>
+            <w:tcMar>
+              <w:top w:w="90" w:type="dxa"/>
+              <w:left w:w="110" w:type="dxa"/>
+              <w:bottom w:w="90" w:type="dxa"/>
+              <w:right w:w="110" w:type="dxa"/>
+            </w:tcMar>
+          </w:tcPr>
+          <w:p>
+            <w:pPr>
+              <w:pStyle w:val="TableBody"/>
+            </w:pPr>
+            <w:r>
+              <w:t>15/09/2026</w:t>
+            </w:r>
+          </w:p>
+        </w:tc>
+        <w:tc>
+          <w:tcPr>
+            <w:tcW w:w="5216" w:type="dxa"/>
+            <w:tcMar>
+              <w:top w:w="90" w:type="dxa"/>
+              <w:left w:w="110" w:type="dxa"/>
+              <w:bottom w:w="90" w:type="dxa"/>
+              <w:right w:w="110" w:type="dxa"/>
+            </w:tcMar>
+          </w:tcPr>
+          <w:p>
+            <w:pPr>
+              <w:pStyle w:val="TableBody"/>
+            </w:pPr>
+            <w:r>
+              <w:t>Aviso obligatorio antes de cada descarga de coordenadas TXT</w:t>
+            </w:r>
+          </w:p>
+        </w:tc>
+        <w:tc>
+          <w:tcPr>
+            <w:tcW w:w="1587" w:type="dxa"/>
+            <w:tcMar>
+              <w:top w:w="90" w:type="dxa"/>
+              <w:left w:w="110" w:type="dxa"/>
+              <w:bottom w:w="90" w:type="dxa"/>
+              <w:right w:w="110" w:type="dxa"/>
+            </w:tcMar>
+          </w:tcPr>
+          <w:p>
+            <w:pPr>
+              <w:pStyle w:val="TableBody"/>
+            </w:pPr>
+            <w:r>
               <w:t>Vigente</w:t>
             </w:r>
           </w:p>
@@ -895,7 +973,7 @@
       <w:r>
         <w:fldChar w:fldCharType="separate"/>
       </w:r>
-      <w:hyperlink w:anchor="_Toc240369626" w:history="1">
+      <w:hyperlink w:anchor="_Toc240392002" w:history="1">
         <w:r>
           <w:rPr>
             <w:rStyle w:val="Hipervnculo"/>
@@ -922,7 +1000,7 @@
             <w:noProof/>
             <w:webHidden/>
           </w:rPr>
-          <w:instrText xml:space="preserve"> PAGEREF _Toc240369626 \h </w:instrText>
+          <w:instrText xml:space="preserve"> PAGEREF _Toc240392002 \h </w:instrText>
         </w:r>
         <w:r>
           <w:rPr>
@@ -970,7 +1048,7 @@
           <w14:ligatures w14:val="standardContextual"/>
         </w:rPr>
       </w:pPr>
-      <w:hyperlink w:anchor="_Toc240369627" w:history="1">
+      <w:hyperlink w:anchor="_Toc240392003" w:history="1">
         <w:r>
           <w:rPr>
             <w:rStyle w:val="Hipervnculo"/>
@@ -997,7 +1075,7 @@
             <w:noProof/>
             <w:webHidden/>
           </w:rPr>
-          <w:instrText xml:space="preserve"> PAGEREF _Toc240369627 \h </w:instrText>
+          <w:instrText xml:space="preserve"> PAGEREF _Toc240392003 \h </w:instrText>
         </w:r>
         <w:r>
           <w:rPr>
@@ -1045,7 +1123,7 @@
           <w14:ligatures w14:val="standardContextual"/>
         </w:rPr>
       </w:pPr>
-      <w:hyperlink w:anchor="_Toc240369628" w:history="1">
+      <w:hyperlink w:anchor="_Toc240392004" w:history="1">
         <w:r>
           <w:rPr>
             <w:rStyle w:val="Hipervnculo"/>
@@ -1072,7 +1150,7 @@
             <w:noProof/>
             <w:webHidden/>
           </w:rPr>
-          <w:instrText xml:space="preserve"> PAGEREF _Toc240369628 \h </w:instrText>
+          <w:instrText xml:space="preserve"> PAGEREF _Toc240392004 \h </w:instrText>
         </w:r>
         <w:r>
           <w:rPr>
@@ -1120,7 +1198,7 @@
           <w14:ligatures w14:val="standardContextual"/>
         </w:rPr>
       </w:pPr>
-      <w:hyperlink w:anchor="_Toc240369629" w:history="1">
+      <w:hyperlink w:anchor="_Toc240392005" w:history="1">
         <w:r>
           <w:rPr>
             <w:rStyle w:val="Hipervnculo"/>
@@ -1147,7 +1225,7 @@
             <w:noProof/>
             <w:webHidden/>
           </w:rPr>
-          <w:instrText xml:space="preserve"> PAGEREF _Toc240369629 \h </w:instrText>
+          <w:instrText xml:space="preserve"> PAGEREF _Toc240392005 \h </w:instrText>
         </w:r>
         <w:r>
           <w:rPr>
@@ -1195,7 +1273,7 @@
           <w14:ligatures w14:val="standardContextual"/>
         </w:rPr>
       </w:pPr>
-      <w:hyperlink w:anchor="_Toc240369630" w:history="1">
+      <w:hyperlink w:anchor="_Toc240392006" w:history="1">
         <w:r>
           <w:rPr>
             <w:rStyle w:val="Hipervnculo"/>
@@ -1222,7 +1300,7 @@
             <w:noProof/>
             <w:webHidden/>
           </w:rPr>
-          <w:instrText xml:space="preserve"> PAGEREF _Toc240369630 \h </w:instrText>
+          <w:instrText xml:space="preserve"> PAGEREF _Toc240392006 \h </w:instrText>
         </w:r>
         <w:r>
           <w:rPr>
@@ -1270,7 +1348,7 @@
           <w14:ligatures w14:val="standardContextual"/>
         </w:rPr>
       </w:pPr>
-      <w:hyperlink w:anchor="_Toc240369631" w:history="1">
+      <w:hyperlink w:anchor="_Toc240392007" w:history="1">
         <w:r>
           <w:rPr>
             <w:rStyle w:val="Hipervnculo"/>
@@ -1297,7 +1375,7 @@
             <w:noProof/>
             <w:webHidden/>
           </w:rPr>
-          <w:instrText xml:space="preserve"> PAGEREF _Toc240369631 \h </w:instrText>
+          <w:instrText xml:space="preserve"> PAGEREF _Toc240392007 \h </w:instrText>
         </w:r>
         <w:r>
           <w:rPr>
@@ -1345,7 +1423,7 @@
           <w14:ligatures w14:val="standardContextual"/>
         </w:rPr>
       </w:pPr>
-      <w:hyperlink w:anchor="_Toc240369632" w:history="1">
+      <w:hyperlink w:anchor="_Toc240392008" w:history="1">
         <w:r>
           <w:rPr>
             <w:rStyle w:val="Hipervnculo"/>
@@ -1372,7 +1450,7 @@
             <w:noProof/>
             <w:webHidden/>
           </w:rPr>
-          <w:instrText xml:space="preserve"> PAGEREF _Toc240369632 \h </w:instrText>
+          <w:instrText xml:space="preserve"> PAGEREF _Toc240392008 \h </w:instrText>
         </w:r>
         <w:r>
           <w:rPr>
@@ -1420,7 +1498,7 @@
           <w14:ligatures w14:val="standardContextual"/>
         </w:rPr>
       </w:pPr>
-      <w:hyperlink w:anchor="_Toc240369633" w:history="1">
+      <w:hyperlink w:anchor="_Toc240392009" w:history="1">
         <w:r>
           <w:rPr>
             <w:rStyle w:val="Hipervnculo"/>
@@ -1447,7 +1525,7 @@
             <w:noProof/>
             <w:webHidden/>
           </w:rPr>
-          <w:instrText xml:space="preserve"> PAGEREF _Toc240369633 \h </w:instrText>
+          <w:instrText xml:space="preserve"> PAGEREF _Toc240392009 \h </w:instrText>
         </w:r>
         <w:r>
           <w:rPr>
@@ -1495,7 +1573,7 @@
           <w14:ligatures w14:val="standardContextual"/>
         </w:rPr>
       </w:pPr>
-      <w:hyperlink w:anchor="_Toc240369634" w:history="1">
+      <w:hyperlink w:anchor="_Toc240392010" w:history="1">
         <w:r>
           <w:rPr>
             <w:rStyle w:val="Hipervnculo"/>
@@ -1522,7 +1600,7 @@
             <w:noProof/>
             <w:webHidden/>
           </w:rPr>
-          <w:instrText xml:space="preserve"> PAGEREF _Toc240369634 \h </w:instrText>
+          <w:instrText xml:space="preserve"> PAGEREF _Toc240392010 \h </w:instrText>
         </w:r>
         <w:r>
           <w:rPr>
@@ -1570,7 +1648,7 @@
           <w14:ligatures w14:val="standardContextual"/>
         </w:rPr>
       </w:pPr>
-      <w:hyperlink w:anchor="_Toc240369635" w:history="1">
+      <w:hyperlink w:anchor="_Toc240392011" w:history="1">
         <w:r>
           <w:rPr>
             <w:rStyle w:val="Hipervnculo"/>
@@ -1597,7 +1675,7 @@
             <w:noProof/>
             <w:webHidden/>
           </w:rPr>
-          <w:instrText xml:space="preserve"> PAGEREF _Toc240369635 \h </w:instrText>
+          <w:instrText xml:space="preserve"> PAGEREF _Toc240392011 \h </w:instrText>
         </w:r>
         <w:r>
           <w:rPr>
@@ -1645,7 +1723,7 @@
           <w14:ligatures w14:val="standardContextual"/>
         </w:rPr>
       </w:pPr>
-      <w:hyperlink w:anchor="_Toc240369636" w:history="1">
+      <w:hyperlink w:anchor="_Toc240392012" w:history="1">
         <w:r>
           <w:rPr>
             <w:rStyle w:val="Hipervnculo"/>
@@ -1672,7 +1750,7 @@
             <w:noProof/>
             <w:webHidden/>
           </w:rPr>
-          <w:instrText xml:space="preserve"> PAGEREF _Toc240369636 \h </w:instrText>
+          <w:instrText xml:space="preserve"> PAGEREF _Toc240392012 \h </w:instrText>
         </w:r>
         <w:r>
           <w:rPr>
@@ -1720,7 +1798,7 @@
           <w14:ligatures w14:val="standardContextual"/>
         </w:rPr>
       </w:pPr>
-      <w:hyperlink w:anchor="_Toc240369637" w:history="1">
+      <w:hyperlink w:anchor="_Toc240392013" w:history="1">
         <w:r>
           <w:rPr>
             <w:rStyle w:val="Hipervnculo"/>
@@ -1747,7 +1825,7 @@
             <w:noProof/>
             <w:webHidden/>
           </w:rPr>
-          <w:instrText xml:space="preserve"> PAGEREF _Toc240369637 \h </w:instrText>
+          <w:instrText xml:space="preserve"> PAGEREF _Toc240392013 \h </w:instrText>
         </w:r>
         <w:r>
           <w:rPr>
@@ -1795,7 +1873,7 @@
           <w14:ligatures w14:val="standardContextual"/>
         </w:rPr>
       </w:pPr>
-      <w:hyperlink w:anchor="_Toc240369638" w:history="1">
+      <w:hyperlink w:anchor="_Toc240392014" w:history="1">
         <w:r>
           <w:rPr>
             <w:rStyle w:val="Hipervnculo"/>
@@ -1822,7 +1900,7 @@
             <w:noProof/>
             <w:webHidden/>
           </w:rPr>
-          <w:instrText xml:space="preserve"> PAGEREF _Toc240369638 \h </w:instrText>
+          <w:instrText xml:space="preserve"> PAGEREF _Toc240392014 \h </w:instrText>
         </w:r>
         <w:r>
           <w:rPr>
@@ -1870,7 +1948,7 @@
           <w14:ligatures w14:val="standardContextual"/>
         </w:rPr>
       </w:pPr>
-      <w:hyperlink w:anchor="_Toc240369639" w:history="1">
+      <w:hyperlink w:anchor="_Toc240392015" w:history="1">
         <w:r>
           <w:rPr>
             <w:rStyle w:val="Hipervnculo"/>
@@ -1897,7 +1975,7 @@
             <w:noProof/>
             <w:webHidden/>
           </w:rPr>
-          <w:instrText xml:space="preserve"> PAGEREF _Toc240369639 \h </w:instrText>
+          <w:instrText xml:space="preserve"> PAGEREF _Toc240392015 \h </w:instrText>
         </w:r>
         <w:r>
           <w:rPr>
@@ -1945,7 +2023,7 @@
           <w14:ligatures w14:val="standardContextual"/>
         </w:rPr>
       </w:pPr>
-      <w:hyperlink w:anchor="_Toc240369640" w:history="1">
+      <w:hyperlink w:anchor="_Toc240392016" w:history="1">
         <w:r>
           <w:rPr>
             <w:rStyle w:val="Hipervnculo"/>
@@ -1972,7 +2050,7 @@
             <w:noProof/>
             <w:webHidden/>
           </w:rPr>
-          <w:instrText xml:space="preserve"> PAGEREF _Toc240369640 \h </w:instrText>
+          <w:instrText xml:space="preserve"> PAGEREF _Toc240392016 \h </w:instrText>
         </w:r>
         <w:r>
           <w:rPr>
@@ -2020,7 +2098,7 @@
           <w14:ligatures w14:val="standardContextual"/>
         </w:rPr>
       </w:pPr>
-      <w:hyperlink w:anchor="_Toc240369641" w:history="1">
+      <w:hyperlink w:anchor="_Toc240392017" w:history="1">
         <w:r>
           <w:rPr>
             <w:rStyle w:val="Hipervnculo"/>
@@ -2047,7 +2125,7 @@
             <w:noProof/>
             <w:webHidden/>
           </w:rPr>
-          <w:instrText xml:space="preserve"> PAGEREF _Toc240369641 \h </w:instrText>
+          <w:instrText xml:space="preserve"> PAGEREF _Toc240392017 \h </w:instrText>
         </w:r>
         <w:r>
           <w:rPr>
@@ -2095,7 +2173,7 @@
           <w14:ligatures w14:val="standardContextual"/>
         </w:rPr>
       </w:pPr>
-      <w:hyperlink w:anchor="_Toc240369642" w:history="1">
+      <w:hyperlink w:anchor="_Toc240392018" w:history="1">
         <w:r>
           <w:rPr>
             <w:rStyle w:val="Hipervnculo"/>
@@ -2122,7 +2200,7 @@
             <w:noProof/>
             <w:webHidden/>
           </w:rPr>
-          <w:instrText xml:space="preserve"> PAGEREF _Toc240369642 \h </w:instrText>
+          <w:instrText xml:space="preserve"> PAGEREF _Toc240392018 \h </w:instrText>
         </w:r>
         <w:r>
           <w:rPr>
@@ -2170,7 +2248,7 @@
           <w14:ligatures w14:val="standardContextual"/>
         </w:rPr>
       </w:pPr>
-      <w:hyperlink w:anchor="_Toc240369643" w:history="1">
+      <w:hyperlink w:anchor="_Toc240392019" w:history="1">
         <w:r>
           <w:rPr>
             <w:rStyle w:val="Hipervnculo"/>
@@ -2197,7 +2275,7 @@
             <w:noProof/>
             <w:webHidden/>
           </w:rPr>
-          <w:instrText xml:space="preserve"> PAGEREF _Toc240369643 \h </w:instrText>
+          <w:instrText xml:space="preserve"> PAGEREF _Toc240392019 \h </w:instrText>
         </w:r>
         <w:r>
           <w:rPr>
@@ -2245,7 +2323,7 @@
           <w14:ligatures w14:val="standardContextual"/>
         </w:rPr>
       </w:pPr>
-      <w:hyperlink w:anchor="_Toc240369644" w:history="1">
+      <w:hyperlink w:anchor="_Toc240392020" w:history="1">
         <w:r>
           <w:rPr>
             <w:rStyle w:val="Hipervnculo"/>
@@ -2272,7 +2350,7 @@
             <w:noProof/>
             <w:webHidden/>
           </w:rPr>
-          <w:instrText xml:space="preserve"> PAGEREF _Toc240369644 \h </w:instrText>
+          <w:instrText xml:space="preserve"> PAGEREF _Toc240392020 \h </w:instrText>
         </w:r>
         <w:r>
           <w:rPr>
@@ -2320,7 +2398,7 @@
       <w:pPr>
         <w:pStyle w:val="Ttulo1"/>
       </w:pPr>
-      <w:bookmarkStart w:id="0" w:name="_Toc240369626"/>
+      <w:bookmarkStart w:id="0" w:name="_Toc240392002"/>
       <w:r>
         <w:rPr>
           <w:rFonts w:ascii="Segoe UI" w:hAnsi="Segoe UI"/>
@@ -2948,7 +3026,7 @@
       <w:pPr>
         <w:pStyle w:val="Ttulo1"/>
       </w:pPr>
-      <w:bookmarkStart w:id="1" w:name="_Toc240369627"/>
+      <w:bookmarkStart w:id="1" w:name="_Toc240392003"/>
       <w:r>
         <w:rPr>
           <w:rFonts w:ascii="Segoe UI" w:hAnsi="Segoe UI"/>
@@ -3533,7 +3611,7 @@
       <w:pPr>
         <w:pStyle w:val="Ttulo1"/>
       </w:pPr>
-      <w:bookmarkStart w:id="2" w:name="_Toc240369628"/>
+      <w:bookmarkStart w:id="2" w:name="_Toc240392004"/>
       <w:r>
         <w:rPr>
           <w:rFonts w:ascii="Segoe UI" w:hAnsi="Segoe UI"/>
@@ -3566,7 +3644,7 @@
           <w:noProof/>
         </w:rPr>
         <w:drawing>
-          <wp:inline distT="0" distB="0" distL="0" distR="0" wp14:anchorId="6C64E377" wp14:editId="757740C7">
+          <wp:inline distT="0" distB="0" distL="0" distR="0" wp14:anchorId="234D208C" wp14:editId="60E6682F">
             <wp:extent cx="5153980" cy="2794000"/>
             <wp:effectExtent l="0" t="0" r="0" b="0"/>
             <wp:docPr id="2" name="Picture 2" descr="Fragmento de código de TOPORAY: code 01 html views." title="Fragmento de código de TOPORAY: code 01 html views."/>
@@ -4312,7 +4390,7 @@
               <w:rPr>
                 <w:sz w:val="15"/>
               </w:rPr>
-              <w:t>#manualNoticeDialog se abre mediante openManualNotice(). La aceptación se conserva en sessionStorage con la clave toporay-manual-notice-v1, de modo que el diálogo aparece una vez por sesión y no bloquea el trabajo posterior.</w:t>
+              <w:t>#manualNoticeDialog se abre mediante openManualNotice(). La aceptación inicial se conserva en sessionStorage con la clave toporay-manual-notice-v1. requestCoordinatesTxtExport() fuerza nuevamente el diálogo en cada intento de exportación y confirmManualNotice() ejecuta exportCoordinatesTxt() solo después de la confirmación Descargar TXT.</w:t>
             </w:r>
           </w:p>
         </w:tc>
@@ -4332,7 +4410,7 @@
       <w:pPr>
         <w:pStyle w:val="Ttulo1"/>
       </w:pPr>
-      <w:bookmarkStart w:id="3" w:name="_Toc240369629"/>
+      <w:bookmarkStart w:id="3" w:name="_Toc240392005"/>
       <w:r>
         <w:rPr>
           <w:rFonts w:ascii="Segoe UI" w:hAnsi="Segoe UI"/>
@@ -4365,7 +4443,7 @@
           <w:noProof/>
         </w:rPr>
         <w:drawing>
-          <wp:inline distT="0" distB="0" distL="0" distR="0" wp14:anchorId="7AFD1424" wp14:editId="59FAA109">
+          <wp:inline distT="0" distB="0" distL="0" distR="0" wp14:anchorId="0237BE4D" wp14:editId="2F8C40AD">
             <wp:extent cx="4781373" cy="3809999"/>
             <wp:effectExtent l="0" t="0" r="0" b="0"/>
             <wp:docPr id="3" name="Picture 3" descr="Fragmento de código de TOPORAY: code 03 css mobile." title="Fragmento de código de TOPORAY: code 03 css mobile."/>
@@ -4711,7 +4789,7 @@
       <w:pPr>
         <w:pStyle w:val="Ttulo1"/>
       </w:pPr>
-      <w:bookmarkStart w:id="4" w:name="_Toc240369630"/>
+      <w:bookmarkStart w:id="4" w:name="_Toc240392006"/>
       <w:r>
         <w:rPr>
           <w:rFonts w:ascii="Segoe UI" w:hAnsi="Segoe UI"/>
@@ -4739,7 +4817,7 @@
           <w:noProof/>
         </w:rPr>
         <w:drawing>
-          <wp:inline distT="0" distB="0" distL="0" distR="0" wp14:anchorId="7F00CF20" wp14:editId="5D16FE4D">
+          <wp:inline distT="0" distB="0" distL="0" distR="0" wp14:anchorId="329A093D" wp14:editId="5A613237">
             <wp:extent cx="6476399" cy="3026864"/>
             <wp:effectExtent l="0" t="0" r="0" b="0"/>
             <wp:docPr id="4" name="Picture 4" descr="Fragmento de código de TOPORAY: code 04 state." title="Fragmento de código de TOPORAY: code 04 state."/>
@@ -5394,7 +5472,7 @@
       <w:pPr>
         <w:pStyle w:val="Ttulo1"/>
       </w:pPr>
-      <w:bookmarkStart w:id="5" w:name="_Toc240369631"/>
+      <w:bookmarkStart w:id="5" w:name="_Toc240392007"/>
       <w:r>
         <w:rPr>
           <w:rFonts w:ascii="Segoe UI" w:hAnsi="Segoe UI"/>
@@ -5422,7 +5500,7 @@
           <w:noProof/>
         </w:rPr>
         <w:drawing>
-          <wp:inline distT="0" distB="0" distL="0" distR="0" wp14:anchorId="5626BD97" wp14:editId="27444018">
+          <wp:inline distT="0" distB="0" distL="0" distR="0" wp14:anchorId="5DD045A4" wp14:editId="1A0C805E">
             <wp:extent cx="6476399" cy="3671096"/>
             <wp:effectExtent l="0" t="0" r="0" b="0"/>
             <wp:docPr id="5" name="Picture 5" descr="Fragmento de código de TOPORAY: code 09 persistence." title="Fragmento de código de TOPORAY: code 09 persistence."/>
@@ -5749,7 +5827,7 @@
       <w:pPr>
         <w:pStyle w:val="Ttulo1"/>
       </w:pPr>
-      <w:bookmarkStart w:id="6" w:name="_Toc240369632"/>
+      <w:bookmarkStart w:id="6" w:name="_Toc240392008"/>
       <w:r>
         <w:rPr>
           <w:rFonts w:ascii="Segoe UI" w:hAnsi="Segoe UI"/>
@@ -5777,7 +5855,7 @@
           <w:noProof/>
         </w:rPr>
         <w:drawing>
-          <wp:inline distT="0" distB="0" distL="0" distR="0" wp14:anchorId="005BA453" wp14:editId="56BBC231">
+          <wp:inline distT="0" distB="0" distL="0" distR="0" wp14:anchorId="6CA55D2E" wp14:editId="1EF48F0C">
             <wp:extent cx="6476399" cy="2914380"/>
             <wp:effectExtent l="0" t="0" r="0" b="0"/>
             <wp:docPr id="6" name="Picture 6" descr="Fragmento de código de TOPORAY: code 07 geometry." title="Fragmento de código de TOPORAY: code 07 geometry."/>
@@ -6171,7 +6249,7 @@
       <w:pPr>
         <w:pStyle w:val="Ttulo1"/>
       </w:pPr>
-      <w:bookmarkStart w:id="7" w:name="_Toc240369633"/>
+      <w:bookmarkStart w:id="7" w:name="_Toc240392009"/>
       <w:r>
         <w:rPr>
           <w:rFonts w:ascii="Segoe UI" w:hAnsi="Segoe UI"/>
@@ -6462,7 +6540,7 @@
       <w:pPr>
         <w:pStyle w:val="Ttulo1"/>
       </w:pPr>
-      <w:bookmarkStart w:id="8" w:name="_Toc240369634"/>
+      <w:bookmarkStart w:id="8" w:name="_Toc240392010"/>
       <w:r>
         <w:rPr>
           <w:rFonts w:ascii="Segoe UI" w:hAnsi="Segoe UI"/>
@@ -6961,7 +7039,7 @@
       <w:pPr>
         <w:pStyle w:val="Ttulo1"/>
       </w:pPr>
-      <w:bookmarkStart w:id="9" w:name="_Toc240369635"/>
+      <w:bookmarkStart w:id="9" w:name="_Toc240392011"/>
       <w:r>
         <w:rPr>
           <w:rFonts w:ascii="Segoe UI" w:hAnsi="Segoe UI"/>
@@ -6989,8 +7067,8 @@
           <w:noProof/>
         </w:rPr>
         <w:drawing>
-          <wp:inline distT="0" distB="0" distL="0" distR="0" wp14:anchorId="7C15BAEC" wp14:editId="68B0F840">
-            <wp:extent cx="6476399" cy="2808712"/>
+          <wp:inline distT="0" distB="0" distL="0" distR="0" wp14:anchorId="2720710A" wp14:editId="229D5085">
+            <wp:extent cx="6476399" cy="2733722"/>
             <wp:effectExtent l="0" t="0" r="0" b="0"/>
             <wp:docPr id="7" name="Picture 7" descr="Fragmento de código de TOPORAY: code 08 canvas." title="Fragmento de código de TOPORAY: code 08 canvas."/>
             <wp:cNvGraphicFramePr>
@@ -7012,7 +7090,7 @@
                   <pic:spPr>
                     <a:xfrm>
                       <a:off x="0" y="0"/>
-                      <a:ext cx="6476399" cy="2808712"/>
+                      <a:ext cx="6476399" cy="2733722"/>
                     </a:xfrm>
                     <a:prstGeom prst="rect">
                       <a:avLst/>
@@ -7382,7 +7460,7 @@
       <w:pPr>
         <w:pStyle w:val="Ttulo1"/>
       </w:pPr>
-      <w:bookmarkStart w:id="10" w:name="_Toc240369636"/>
+      <w:bookmarkStart w:id="10" w:name="_Toc240392012"/>
       <w:r>
         <w:rPr>
           <w:rFonts w:ascii="Segoe UI" w:hAnsi="Segoe UI"/>
@@ -7532,7 +7610,7 @@
       <w:pPr>
         <w:pStyle w:val="Ttulo1"/>
       </w:pPr>
-      <w:bookmarkStart w:id="11" w:name="_Toc240369637"/>
+      <w:bookmarkStart w:id="11" w:name="_Toc240392013"/>
       <w:r>
         <w:rPr>
           <w:rFonts w:ascii="Segoe UI" w:hAnsi="Segoe UI"/>
@@ -7565,7 +7643,7 @@
           <w:noProof/>
         </w:rPr>
         <w:drawing>
-          <wp:inline distT="0" distB="0" distL="0" distR="0" wp14:anchorId="6830ADA7" wp14:editId="2E82C9EB">
+          <wp:inline distT="0" distB="0" distL="0" distR="0" wp14:anchorId="0826C786" wp14:editId="52C124EA">
             <wp:extent cx="5677647" cy="3810000"/>
             <wp:effectExtent l="0" t="0" r="0" b="0"/>
             <wp:docPr id="8" name="Picture 8" descr="Fragmento de código de TOPORAY: code 05 dms." title="Fragmento de código de TOPORAY: code 05 dms."/>
@@ -7847,7 +7925,7 @@
       <w:pPr>
         <w:pStyle w:val="Ttulo1"/>
       </w:pPr>
-      <w:bookmarkStart w:id="12" w:name="_Toc240369638"/>
+      <w:bookmarkStart w:id="12" w:name="_Toc240392014"/>
       <w:r>
         <w:rPr>
           <w:rFonts w:ascii="Segoe UI" w:hAnsi="Segoe UI"/>
@@ -7868,7 +7946,7 @@
           <w:noProof/>
         </w:rPr>
         <w:drawing>
-          <wp:inline distT="0" distB="0" distL="0" distR="0" wp14:anchorId="6A890593" wp14:editId="25A7C400">
+          <wp:inline distT="0" distB="0" distL="0" distR="0" wp14:anchorId="56B1F88D" wp14:editId="0499275F">
             <wp:extent cx="6476399" cy="3790398"/>
             <wp:effectExtent l="0" t="0" r="0" b="0"/>
             <wp:docPr id="9" name="Picture 9" descr="Fragmento de código de TOPORAY: code 06 projection." title="Fragmento de código de TOPORAY: code 06 projection."/>
@@ -8237,7 +8315,7 @@
       <w:pPr>
         <w:pStyle w:val="Ttulo1"/>
       </w:pPr>
-      <w:bookmarkStart w:id="13" w:name="_Toc240369639"/>
+      <w:bookmarkStart w:id="13" w:name="_Toc240392015"/>
       <w:r>
         <w:rPr>
           <w:rFonts w:ascii="Segoe UI" w:hAnsi="Segoe UI"/>
@@ -8265,7 +8343,7 @@
           <w:noProof/>
         </w:rPr>
         <w:drawing>
-          <wp:inline distT="0" distB="0" distL="0" distR="0" wp14:anchorId="3017078C" wp14:editId="7E894DA3">
+          <wp:inline distT="0" distB="0" distL="0" distR="0" wp14:anchorId="02881B71" wp14:editId="3A916CCF">
             <wp:extent cx="6476399" cy="3183661"/>
             <wp:effectExtent l="0" t="0" r="0" b="0"/>
             <wp:docPr id="10" name="Picture 10" descr="Fragmento de código de TOPORAY: code 11 coordinates txt." title="Fragmento de código de TOPORAY: code 11 coordinates txt."/>
@@ -8509,7 +8587,7 @@
               <w:pStyle w:val="TableBody"/>
             </w:pPr>
             <w:r>
-              <w:t>Filtra puntos válidos, renumera globalmente desde 1 y produce PENZD sin encabezado ni espacios; Z es 0.</w:t>
+              <w:t>Solicita confirmación previa, filtra puntos válidos, renumera desde 1 y produce PENZD sin encabezado ni espacios; Z es 0.</w:t>
             </w:r>
           </w:p>
         </w:tc>
@@ -8711,7 +8789,7 @@
       <w:pPr>
         <w:pStyle w:val="Ttulo1"/>
       </w:pPr>
-      <w:bookmarkStart w:id="14" w:name="_Toc240369640"/>
+      <w:bookmarkStart w:id="14" w:name="_Toc240392016"/>
       <w:r>
         <w:rPr>
           <w:rFonts w:ascii="Segoe UI" w:hAnsi="Segoe UI"/>
@@ -9250,7 +9328,7 @@
       <w:pPr>
         <w:pStyle w:val="Ttulo1"/>
       </w:pPr>
-      <w:bookmarkStart w:id="15" w:name="_Toc240369641"/>
+      <w:bookmarkStart w:id="15" w:name="_Toc240392017"/>
       <w:r>
         <w:rPr>
           <w:rFonts w:ascii="Segoe UI" w:hAnsi="Segoe UI"/>
@@ -9666,7 +9744,7 @@
       <w:pPr>
         <w:pStyle w:val="Ttulo1"/>
       </w:pPr>
-      <w:bookmarkStart w:id="16" w:name="_Toc240369642"/>
+      <w:bookmarkStart w:id="16" w:name="_Toc240392018"/>
       <w:r>
         <w:rPr>
           <w:rFonts w:ascii="Segoe UI" w:hAnsi="Segoe UI"/>
@@ -9694,7 +9772,7 @@
           <w:noProof/>
         </w:rPr>
         <w:drawing>
-          <wp:inline distT="0" distB="0" distL="0" distR="0" wp14:anchorId="747466DD" wp14:editId="309B27D8">
+          <wp:inline distT="0" distB="0" distL="0" distR="0" wp14:anchorId="780801DD" wp14:editId="663C62C2">
             <wp:extent cx="6476399" cy="2157663"/>
             <wp:effectExtent l="0" t="0" r="0" b="0"/>
             <wp:docPr id="11" name="Picture 11" descr="Fragmento de código de TOPORAY: code 12 view." title="Fragmento de código de TOPORAY: code 12 view."/>
@@ -10087,7 +10165,7 @@
       <w:pPr>
         <w:pStyle w:val="Ttulo1"/>
       </w:pPr>
-      <w:bookmarkStart w:id="17" w:name="_Toc240369643"/>
+      <w:bookmarkStart w:id="17" w:name="_Toc240392019"/>
       <w:r>
         <w:rPr>
           <w:rFonts w:ascii="Segoe UI" w:hAnsi="Segoe UI"/>
@@ -10610,7 +10688,7 @@
       <w:pPr>
         <w:pStyle w:val="Ttulo1"/>
       </w:pPr>
-      <w:bookmarkStart w:id="18" w:name="_Toc240369644"/>
+      <w:bookmarkStart w:id="18" w:name="_Toc240392020"/>
       <w:r>
         <w:rPr>
           <w:rFonts w:ascii="Segoe UI" w:hAnsi="Segoe UI"/>
@@ -11234,7 +11312,7 @@
         <w:color w:val="5D6B72"/>
         <w:sz w:val="15"/>
       </w:rPr>
-      <w:t>TOPORAY | Documento técnico | Revisión 1.3</w:t>
+      <w:t>TOPORAY | Documento técnico | Revisión 1.4</w:t>
     </w:r>
   </w:p>
 </w:ftr>
@@ -11291,7 +11369,7 @@
         <w:sz w:val="15"/>
       </w:rPr>
       <w:tab/>
-      <w:t>TOPORAY | Software 1.0 | Revisión 1.3</w:t>
+      <w:t>TOPORAY | Software 1.0 | Revisión 1.4</w:t>
     </w:r>
   </w:p>
 </w:hdr>
@@ -11465,9 +11543,9 @@
     </w:lvl>
   </w:abstractNum>
   <w:abstractNum w:abstractNumId="9" w15:restartNumberingAfterBreak="0">
-    <w:nsid w:val="000D1801"/>
+    <w:nsid w:val="361E521A"/>
     <w:multiLevelType w:val="singleLevel"/>
-    <w:tmpl w:val="3FBEE87E"/>
+    <w:tmpl w:val="E9469FBC"/>
     <w:lvl w:ilvl="0">
       <w:start w:val="1"/>
       <w:numFmt w:val="bullet"/>
@@ -11482,94 +11560,9 @@
     </w:lvl>
   </w:abstractNum>
   <w:abstractNum w:abstractNumId="10" w15:restartNumberingAfterBreak="0">
-    <w:nsid w:val="128E1768"/>
+    <w:nsid w:val="378409AB"/>
     <w:multiLevelType w:val="singleLevel"/>
-    <w:tmpl w:val="681C6A3A"/>
-    <w:lvl w:ilvl="0">
-      <w:start w:val="1"/>
-      <w:numFmt w:val="bullet"/>
-      <w:lvlText w:val="•"/>
-      <w:lvlJc w:val="left"/>
-      <w:pPr>
-        <w:tabs>
-          <w:tab w:val="num" w:pos="540"/>
-        </w:tabs>
-        <w:ind w:left="540" w:hanging="270"/>
-      </w:pPr>
-    </w:lvl>
-  </w:abstractNum>
-  <w:abstractNum w:abstractNumId="11" w15:restartNumberingAfterBreak="0">
-    <w:nsid w:val="12A917DE"/>
-    <w:multiLevelType w:val="singleLevel"/>
-    <w:tmpl w:val="97F648EA"/>
-    <w:lvl w:ilvl="0">
-      <w:start w:val="1"/>
-      <w:numFmt w:val="bullet"/>
-      <w:lvlText w:val="•"/>
-      <w:lvlJc w:val="left"/>
-      <w:pPr>
-        <w:tabs>
-          <w:tab w:val="num" w:pos="540"/>
-        </w:tabs>
-        <w:ind w:left="540" w:hanging="270"/>
-      </w:pPr>
-    </w:lvl>
-  </w:abstractNum>
-  <w:abstractNum w:abstractNumId="12" w15:restartNumberingAfterBreak="0">
-    <w:nsid w:val="193967AA"/>
-    <w:multiLevelType w:val="singleLevel"/>
-    <w:tmpl w:val="4F1C60E2"/>
-    <w:lvl w:ilvl="0">
-      <w:start w:val="1"/>
-      <w:numFmt w:val="bullet"/>
-      <w:lvlText w:val="•"/>
-      <w:lvlJc w:val="left"/>
-      <w:pPr>
-        <w:tabs>
-          <w:tab w:val="num" w:pos="540"/>
-        </w:tabs>
-        <w:ind w:left="540" w:hanging="270"/>
-      </w:pPr>
-    </w:lvl>
-  </w:abstractNum>
-  <w:abstractNum w:abstractNumId="13" w15:restartNumberingAfterBreak="0">
-    <w:nsid w:val="2992091E"/>
-    <w:multiLevelType w:val="singleLevel"/>
-    <w:tmpl w:val="096A8EB6"/>
-    <w:lvl w:ilvl="0">
-      <w:start w:val="1"/>
-      <w:numFmt w:val="bullet"/>
-      <w:lvlText w:val="•"/>
-      <w:lvlJc w:val="left"/>
-      <w:pPr>
-        <w:tabs>
-          <w:tab w:val="num" w:pos="540"/>
-        </w:tabs>
-        <w:ind w:left="540" w:hanging="270"/>
-      </w:pPr>
-    </w:lvl>
-  </w:abstractNum>
-  <w:abstractNum w:abstractNumId="14" w15:restartNumberingAfterBreak="0">
-    <w:nsid w:val="46A5673E"/>
-    <w:multiLevelType w:val="singleLevel"/>
-    <w:tmpl w:val="0E5C5C10"/>
-    <w:lvl w:ilvl="0">
-      <w:start w:val="1"/>
-      <w:numFmt w:val="bullet"/>
-      <w:lvlText w:val="•"/>
-      <w:lvlJc w:val="left"/>
-      <w:pPr>
-        <w:tabs>
-          <w:tab w:val="num" w:pos="540"/>
-        </w:tabs>
-        <w:ind w:left="540" w:hanging="270"/>
-      </w:pPr>
-    </w:lvl>
-  </w:abstractNum>
-  <w:abstractNum w:abstractNumId="15" w15:restartNumberingAfterBreak="0">
-    <w:nsid w:val="57EC423F"/>
-    <w:multiLevelType w:val="singleLevel"/>
-    <w:tmpl w:val="48F43B80"/>
+    <w:tmpl w:val="43880F2C"/>
     <w:lvl w:ilvl="0">
       <w:start w:val="1"/>
       <w:numFmt w:val="bullet"/>
@@ -11584,10 +11577,10 @@
       </w:pPr>
     </w:lvl>
   </w:abstractNum>
-  <w:abstractNum w:abstractNumId="16" w15:restartNumberingAfterBreak="0">
-    <w:nsid w:val="68C04EF4"/>
+  <w:abstractNum w:abstractNumId="11" w15:restartNumberingAfterBreak="0">
+    <w:nsid w:val="38E01B83"/>
     <w:multiLevelType w:val="singleLevel"/>
-    <w:tmpl w:val="5EB6DCAE"/>
+    <w:tmpl w:val="6C9ACDDC"/>
     <w:lvl w:ilvl="0">
       <w:start w:val="1"/>
       <w:numFmt w:val="bullet"/>
@@ -11601,10 +11594,10 @@
       </w:pPr>
     </w:lvl>
   </w:abstractNum>
-  <w:abstractNum w:abstractNumId="17" w15:restartNumberingAfterBreak="0">
-    <w:nsid w:val="72E34BB4"/>
+  <w:abstractNum w:abstractNumId="12" w15:restartNumberingAfterBreak="0">
+    <w:nsid w:val="3D384291"/>
     <w:multiLevelType w:val="singleLevel"/>
-    <w:tmpl w:val="13E48CB0"/>
+    <w:tmpl w:val="D1485C5C"/>
     <w:lvl w:ilvl="0">
       <w:start w:val="1"/>
       <w:numFmt w:val="bullet"/>
@@ -11618,10 +11611,10 @@
       </w:pPr>
     </w:lvl>
   </w:abstractNum>
-  <w:abstractNum w:abstractNumId="18" w15:restartNumberingAfterBreak="0">
-    <w:nsid w:val="74AE7E6C"/>
+  <w:abstractNum w:abstractNumId="13" w15:restartNumberingAfterBreak="0">
+    <w:nsid w:val="412F6DCC"/>
     <w:multiLevelType w:val="singleLevel"/>
-    <w:tmpl w:val="6E287B70"/>
+    <w:tmpl w:val="E244CFF0"/>
     <w:lvl w:ilvl="0">
       <w:start w:val="1"/>
       <w:numFmt w:val="bullet"/>
@@ -11635,8 +11628,93 @@
       </w:pPr>
     </w:lvl>
   </w:abstractNum>
-  <w:num w:numId="1" w16cid:durableId="1488017057">
-    <w:abstractNumId w:val="15"/>
+  <w:abstractNum w:abstractNumId="14" w15:restartNumberingAfterBreak="0">
+    <w:nsid w:val="42A87BB7"/>
+    <w:multiLevelType w:val="singleLevel"/>
+    <w:tmpl w:val="FEF4A5DC"/>
+    <w:lvl w:ilvl="0">
+      <w:start w:val="1"/>
+      <w:numFmt w:val="bullet"/>
+      <w:lvlText w:val="•"/>
+      <w:lvlJc w:val="left"/>
+      <w:pPr>
+        <w:tabs>
+          <w:tab w:val="num" w:pos="540"/>
+        </w:tabs>
+        <w:ind w:left="540" w:hanging="270"/>
+      </w:pPr>
+    </w:lvl>
+  </w:abstractNum>
+  <w:abstractNum w:abstractNumId="15" w15:restartNumberingAfterBreak="0">
+    <w:nsid w:val="52420423"/>
+    <w:multiLevelType w:val="singleLevel"/>
+    <w:tmpl w:val="D27A3AC6"/>
+    <w:lvl w:ilvl="0">
+      <w:start w:val="1"/>
+      <w:numFmt w:val="bullet"/>
+      <w:lvlText w:val="•"/>
+      <w:lvlJc w:val="left"/>
+      <w:pPr>
+        <w:tabs>
+          <w:tab w:val="num" w:pos="540"/>
+        </w:tabs>
+        <w:ind w:left="540" w:hanging="270"/>
+      </w:pPr>
+    </w:lvl>
+  </w:abstractNum>
+  <w:abstractNum w:abstractNumId="16" w15:restartNumberingAfterBreak="0">
+    <w:nsid w:val="6BF138B1"/>
+    <w:multiLevelType w:val="singleLevel"/>
+    <w:tmpl w:val="2604C7F0"/>
+    <w:lvl w:ilvl="0">
+      <w:start w:val="1"/>
+      <w:numFmt w:val="bullet"/>
+      <w:lvlText w:val="•"/>
+      <w:lvlJc w:val="left"/>
+      <w:pPr>
+        <w:tabs>
+          <w:tab w:val="num" w:pos="540"/>
+        </w:tabs>
+        <w:ind w:left="540" w:hanging="270"/>
+      </w:pPr>
+    </w:lvl>
+  </w:abstractNum>
+  <w:abstractNum w:abstractNumId="17" w15:restartNumberingAfterBreak="0">
+    <w:nsid w:val="6C0D75E0"/>
+    <w:multiLevelType w:val="singleLevel"/>
+    <w:tmpl w:val="D094520C"/>
+    <w:lvl w:ilvl="0">
+      <w:start w:val="1"/>
+      <w:numFmt w:val="bullet"/>
+      <w:lvlText w:val="•"/>
+      <w:lvlJc w:val="left"/>
+      <w:pPr>
+        <w:tabs>
+          <w:tab w:val="num" w:pos="540"/>
+        </w:tabs>
+        <w:ind w:left="540" w:hanging="270"/>
+      </w:pPr>
+    </w:lvl>
+  </w:abstractNum>
+  <w:abstractNum w:abstractNumId="18" w15:restartNumberingAfterBreak="0">
+    <w:nsid w:val="7CEB169B"/>
+    <w:multiLevelType w:val="singleLevel"/>
+    <w:tmpl w:val="E67CB448"/>
+    <w:lvl w:ilvl="0">
+      <w:start w:val="1"/>
+      <w:numFmt w:val="bullet"/>
+      <w:lvlText w:val="•"/>
+      <w:lvlJc w:val="left"/>
+      <w:pPr>
+        <w:tabs>
+          <w:tab w:val="num" w:pos="540"/>
+        </w:tabs>
+        <w:ind w:left="540" w:hanging="270"/>
+      </w:pPr>
+    </w:lvl>
+  </w:abstractNum>
+  <w:num w:numId="1" w16cid:durableId="95179116">
+    <w:abstractNumId w:val="10"/>
   </w:num>
 </w:numbering>
 </file>
@@ -23171,7 +23249,7 @@
     <w:autoRedefine/>
     <w:uiPriority w:val="39"/>
     <w:unhideWhenUsed/>
-    <w:rsid w:val="00957B95"/>
+    <w:rsid w:val="00032949"/>
     <w:pPr>
       <w:spacing w:after="100"/>
     </w:pPr>
@@ -23181,7 +23259,7 @@
     <w:basedOn w:val="Fuentedeprrafopredeter"/>
     <w:uiPriority w:val="99"/>
     <w:unhideWhenUsed/>
-    <w:rsid w:val="00957B95"/>
+    <w:rsid w:val="00032949"/>
     <w:rPr>
       <w:color w:val="0000FF" w:themeColor="hyperlink"/>
       <w:u w:val="single"/>
